--- a/tillsyn/A 28766-2025 tillsynsbegäran.docx
+++ b/tillsyn/A 28766-2025 tillsynsbegäran.docx
@@ -920,7 +920,7 @@
     <w:r>
       <w:tab/>
       <w:tab/>
-      <w:t>2025-08-25</w:t>
+      <w:t>2025-08-26</w:t>
       <w:br/>
       <w:br/>
     </w:r>

--- a/tillsyn/A 28766-2025 tillsynsbegäran.docx
+++ b/tillsyn/A 28766-2025 tillsynsbegäran.docx
@@ -35,7 +35,7 @@
     </w:p>
     <w:p>
       <w:r>
-        <w:t>I avverkningsanmälan har följande 11 naturvårdsarter hittats: bitter taggsvamp (VU), knärot (VU, §8), spillkråka (NT, §4), talltita (NT, §4), tretåig hackspett (NT, §4), ullticka (NT), dropptaggsvamp (S), vedticka (S), fläcknycklar (§8), nattviol (§8) och revlummer (§9). Av dessa är 6 rödlistade. För rödlistade arter har rödlistekategorin angivits inom parentes. Arter som är signalarter enligt Skogsstyrelsen har markerats med (S). För fridlysta arter anges även paragrafen i Artskyddsförordningen som arten är fridlyst enligt.</w:t>
+        <w:t>I avverkningsanmälan har följande 12 naturvårdsarter hittats: bitter taggsvamp (VU), knärot (VU, §8), garnlav (NT), spillkråka (NT, §4), talltita (NT, §4), tretåig hackspett (NT, §4), ullticka (NT), dropptaggsvamp (S), vedticka (S), fläcknycklar (§8), nattviol (§8) och revlummer (§9). Av dessa är 7 rödlistade. För rödlistade arter har rödlistekategorin angivits inom parentes. Arter som är signalarter enligt Skogsstyrelsen har markerats med (S). För fridlysta arter anges även paragrafen i Artskyddsförordningen som arten är fridlyst enligt.</w:t>
       </w:r>
     </w:p>
     <w:p>
@@ -106,6 +106,17 @@
         <w:rPr>
           <w:b/>
         </w:rPr>
+        <w:t>Garnlav (NT)</w:t>
+      </w:r>
+      <w:r>
+        <w:t xml:space="preserve"> är en utpräglad barrskogsart som ibland kan drapera träden i norrländska grannaturskogar med hög luftfuktighet. Den förekommer även i talldominerade bestånd där den, förutom i trädens grenverk, påträffas hängande över ojämnheter i tallbarken. Arten har minskat starkt i södra och mellersta Sverige och den minskar även i sitt nordliga utbredningsområde. Orsaken till tillbakagången beror främst på slutavverkningar av naturskogsartade skogar. Bestånd med riklig förekomst bör regelmässigt sparas. Garnlav är värdväxt för den mycket sällsynta och akut hotade fjärilen barrskogslavfly (CR) som hör hemma i boreala barrskogar med riklig förekomst av värdväxten. Tidigare kunde arten konstateras årligen på flera platser vid Dala-Floda i Dalarna innan lokalerna kalavverkades. Senaste fyndet i landet av barrskogslavfly är från år 2000 då den påträffades vid Högberget i Sollefteå kommun (SLU Artdatabanken, 2024).</w:t>
+      </w:r>
+    </w:p>
+    <w:p>
+      <w:r>
+        <w:rPr>
+          <w:b/>
+        </w:rPr>
         <w:t>Ullticka (NT)</w:t>
       </w:r>
       <w:r>
@@ -920,7 +931,7 @@
     <w:r>
       <w:tab/>
       <w:tab/>
-      <w:t>2025-08-26</w:t>
+      <w:t>2025-08-30</w:t>
       <w:br/>
       <w:br/>
     </w:r>

--- a/tillsyn/A 28766-2025 tillsynsbegäran.docx
+++ b/tillsyn/A 28766-2025 tillsynsbegäran.docx
@@ -931,7 +931,7 @@
     <w:r>
       <w:tab/>
       <w:tab/>
-      <w:t>2025-08-30</w:t>
+      <w:t>2025-08-31</w:t>
       <w:br/>
       <w:br/>
     </w:r>

--- a/tillsyn/A 28766-2025 tillsynsbegäran.docx
+++ b/tillsyn/A 28766-2025 tillsynsbegäran.docx
@@ -931,7 +931,7 @@
     <w:r>
       <w:tab/>
       <w:tab/>
-      <w:t>2025-08-31</w:t>
+      <w:t>2025-09-01</w:t>
       <w:br/>
       <w:br/>
     </w:r>

--- a/tillsyn/A 28766-2025 tillsynsbegäran.docx
+++ b/tillsyn/A 28766-2025 tillsynsbegäran.docx
@@ -931,7 +931,7 @@
     <w:r>
       <w:tab/>
       <w:tab/>
-      <w:t>2025-09-01</w:t>
+      <w:t>2025-09-04</w:t>
       <w:br/>
       <w:br/>
     </w:r>

--- a/tillsyn/A 28766-2025 tillsynsbegäran.docx
+++ b/tillsyn/A 28766-2025 tillsynsbegäran.docx
@@ -931,7 +931,7 @@
     <w:r>
       <w:tab/>
       <w:tab/>
-      <w:t>2025-09-04</w:t>
+      <w:t>2025-09-05</w:t>
       <w:br/>
       <w:br/>
     </w:r>

--- a/tillsyn/A 28766-2025 tillsynsbegäran.docx
+++ b/tillsyn/A 28766-2025 tillsynsbegäran.docx
@@ -931,7 +931,7 @@
     <w:r>
       <w:tab/>
       <w:tab/>
-      <w:t>2025-09-05</w:t>
+      <w:t>2025-09-07</w:t>
       <w:br/>
       <w:br/>
     </w:r>

--- a/tillsyn/A 28766-2025 tillsynsbegäran.docx
+++ b/tillsyn/A 28766-2025 tillsynsbegäran.docx
@@ -931,7 +931,7 @@
     <w:r>
       <w:tab/>
       <w:tab/>
-      <w:t>2025-09-07</w:t>
+      <w:t>2025-09-08</w:t>
       <w:br/>
       <w:br/>
     </w:r>

--- a/tillsyn/A 28766-2025 tillsynsbegäran.docx
+++ b/tillsyn/A 28766-2025 tillsynsbegäran.docx
@@ -931,7 +931,7 @@
     <w:r>
       <w:tab/>
       <w:tab/>
-      <w:t>2025-09-08</w:t>
+      <w:t>2025-09-10</w:t>
       <w:br/>
       <w:br/>
     </w:r>

--- a/tillsyn/A 28766-2025 tillsynsbegäran.docx
+++ b/tillsyn/A 28766-2025 tillsynsbegäran.docx
@@ -931,7 +931,7 @@
     <w:r>
       <w:tab/>
       <w:tab/>
-      <w:t>2025-09-10</w:t>
+      <w:t>2025-09-11</w:t>
       <w:br/>
       <w:br/>
     </w:r>

--- a/tillsyn/A 28766-2025 tillsynsbegäran.docx
+++ b/tillsyn/A 28766-2025 tillsynsbegäran.docx
@@ -931,7 +931,7 @@
     <w:r>
       <w:tab/>
       <w:tab/>
-      <w:t>2025-09-11</w:t>
+      <w:t>2025-09-12</w:t>
       <w:br/>
       <w:br/>
     </w:r>

--- a/tillsyn/A 28766-2025 tillsynsbegäran.docx
+++ b/tillsyn/A 28766-2025 tillsynsbegäran.docx
@@ -931,7 +931,7 @@
     <w:r>
       <w:tab/>
       <w:tab/>
-      <w:t>2025-09-12</w:t>
+      <w:t>2025-09-13</w:t>
       <w:br/>
       <w:br/>
     </w:r>

--- a/tillsyn/A 28766-2025 tillsynsbegäran.docx
+++ b/tillsyn/A 28766-2025 tillsynsbegäran.docx
@@ -931,7 +931,7 @@
     <w:r>
       <w:tab/>
       <w:tab/>
-      <w:t>2025-09-13</w:t>
+      <w:t>2025-09-14</w:t>
       <w:br/>
       <w:br/>
     </w:r>

--- a/tillsyn/A 28766-2025 tillsynsbegäran.docx
+++ b/tillsyn/A 28766-2025 tillsynsbegäran.docx
@@ -176,7 +176,25 @@
         <w:t>Knärot (VU, §8)</w:t>
       </w:r>
       <w:r>
-        <w:t xml:space="preserve"> är rödlistad som sårbar och fridlyst enligt 8§ artskyddsförordningen. En nyligen genomförd analys av 79 floraväktarlokaler indikerar att det behövs någonstans mellan 100 och 150 meters skyddszon för att en knärotspopulation inte ska dö ut på lång sikt (Sebestyén &amp; Sundberg, 2025). Detta ligger väl i linje med tidigare genomförda studier som visar att det krävs väl tilltagna buffertzoner för att knäroten inte ska ta skada av skogsbruksåtgärder i intilliggande skog (Johnson, 2014; Koelmeijer m.fl., 2022; Skogsstyrelsen, 2022). Arten är även känslig för gallring vilket framgår av Skogsstyrelsens egen vägledning för hänsyn till knärot (Skogsstyrelsen, 2022). För rika förekomster av knärot är reservatsbildning eller biotopskydd lämpliga åtgärder för att skydda den (SLU Artdatabanken, 2024).</w:t>
+        <w:t xml:space="preserve"> är rödlistad som sårbar och fridlyst enligt 8§ artskyddsförordningen. En nyligen genomförd analys av 79 floraväktarlokaler indikerar att det behövs någonstans mellan 100 och 150 meters skyddszon för att en knärotspopulation inte ska dö ut på lång sikt (Sebestyén &amp; Sundberg, 2025). Detta ligger väl i linje med tidigare genomförda studier som visar att det krävs väl tilltagna buffertzoner för att knäroten inte ska ta skada av skogsbruksåtgärder i intilliggande skog (Johnson, 2014; Koelmeijer m.fl., 2022; Skogsstyrelsen, 2022). Arten är även känslig för gallring vilket framgår av Skogsstyrelsens egen vägledning för hänsyn till knärot (Skogsstyrelsen, 2022). För rika förekomster av knärot är reservatsbildning eller biotopskydd lämpliga åtgärder för att skydda den. På knärot kan den sällsynta rostsvampen </w:t>
+      </w:r>
+      <w:r>
+        <w:rPr>
+          <w:i/>
+        </w:rPr>
+        <w:t>Pucciniastrum goodyerae</w:t>
+      </w:r>
+      <w:r>
+        <w:t xml:space="preserve"> påträffas. </w:t>
+      </w:r>
+      <w:r>
+        <w:rPr>
+          <w:i/>
+        </w:rPr>
+        <w:t>Pucciniastrum goodyerae</w:t>
+      </w:r>
+      <w:r>
+        <w:t xml:space="preserve"> är klassad som NE (ej bedömd) i rödlistan(SLU Artdatabanken, 2024).</w:t>
       </w:r>
     </w:p>
     <w:p>
@@ -931,7 +949,7 @@
     <w:r>
       <w:tab/>
       <w:tab/>
-      <w:t>2025-09-14</w:t>
+      <w:t>2025-09-15</w:t>
       <w:br/>
       <w:br/>
     </w:r>

--- a/tillsyn/A 28766-2025 tillsynsbegäran.docx
+++ b/tillsyn/A 28766-2025 tillsynsbegäran.docx
@@ -949,7 +949,7 @@
     <w:r>
       <w:tab/>
       <w:tab/>
-      <w:t>2025-09-15</w:t>
+      <w:t>2025-09-16</w:t>
       <w:br/>
       <w:br/>
     </w:r>

--- a/tillsyn/A 28766-2025 tillsynsbegäran.docx
+++ b/tillsyn/A 28766-2025 tillsynsbegäran.docx
@@ -949,7 +949,7 @@
     <w:r>
       <w:tab/>
       <w:tab/>
-      <w:t>2025-09-16</w:t>
+      <w:t>2025-09-17</w:t>
       <w:br/>
       <w:br/>
     </w:r>

--- a/tillsyn/A 28766-2025 tillsynsbegäran.docx
+++ b/tillsyn/A 28766-2025 tillsynsbegäran.docx
@@ -949,7 +949,7 @@
     <w:r>
       <w:tab/>
       <w:tab/>
-      <w:t>2025-09-17</w:t>
+      <w:t>2025-09-18</w:t>
       <w:br/>
       <w:br/>
     </w:r>

--- a/tillsyn/A 28766-2025 tillsynsbegäran.docx
+++ b/tillsyn/A 28766-2025 tillsynsbegäran.docx
@@ -949,7 +949,7 @@
     <w:r>
       <w:tab/>
       <w:tab/>
-      <w:t>2025-09-18</w:t>
+      <w:t>2025-09-22</w:t>
       <w:br/>
       <w:br/>
     </w:r>

--- a/tillsyn/A 28766-2025 tillsynsbegäran.docx
+++ b/tillsyn/A 28766-2025 tillsynsbegäran.docx
@@ -949,7 +949,7 @@
     <w:r>
       <w:tab/>
       <w:tab/>
-      <w:t>2025-09-22</w:t>
+      <w:t>2025-09-23</w:t>
       <w:br/>
       <w:br/>
     </w:r>

--- a/tillsyn/A 28766-2025 tillsynsbegäran.docx
+++ b/tillsyn/A 28766-2025 tillsynsbegäran.docx
@@ -949,7 +949,7 @@
     <w:r>
       <w:tab/>
       <w:tab/>
-      <w:t>2025-09-23</w:t>
+      <w:t>2025-09-24</w:t>
       <w:br/>
       <w:br/>
     </w:r>

--- a/tillsyn/A 28766-2025 tillsynsbegäran.docx
+++ b/tillsyn/A 28766-2025 tillsynsbegäran.docx
@@ -949,7 +949,7 @@
     <w:r>
       <w:tab/>
       <w:tab/>
-      <w:t>2025-09-24</w:t>
+      <w:t>2025-09-25</w:t>
       <w:br/>
       <w:br/>
     </w:r>

--- a/tillsyn/A 28766-2025 tillsynsbegäran.docx
+++ b/tillsyn/A 28766-2025 tillsynsbegäran.docx
@@ -949,7 +949,7 @@
     <w:r>
       <w:tab/>
       <w:tab/>
-      <w:t>2025-09-25</w:t>
+      <w:t>2025-09-26</w:t>
       <w:br/>
       <w:br/>
     </w:r>

--- a/tillsyn/A 28766-2025 tillsynsbegäran.docx
+++ b/tillsyn/A 28766-2025 tillsynsbegäran.docx
@@ -949,7 +949,7 @@
     <w:r>
       <w:tab/>
       <w:tab/>
-      <w:t>2025-09-26</w:t>
+      <w:t>2025-09-27</w:t>
       <w:br/>
       <w:br/>
     </w:r>

--- a/tillsyn/A 28766-2025 tillsynsbegäran.docx
+++ b/tillsyn/A 28766-2025 tillsynsbegäran.docx
@@ -949,7 +949,7 @@
     <w:r>
       <w:tab/>
       <w:tab/>
-      <w:t>2025-09-27</w:t>
+      <w:t>2025-09-28</w:t>
       <w:br/>
       <w:br/>
     </w:r>

--- a/tillsyn/A 28766-2025 tillsynsbegäran.docx
+++ b/tillsyn/A 28766-2025 tillsynsbegäran.docx
@@ -949,7 +949,7 @@
     <w:r>
       <w:tab/>
       <w:tab/>
-      <w:t>2025-09-28</w:t>
+      <w:t>2025-09-29</w:t>
       <w:br/>
       <w:br/>
     </w:r>

--- a/tillsyn/A 28766-2025 tillsynsbegäran.docx
+++ b/tillsyn/A 28766-2025 tillsynsbegäran.docx
@@ -949,7 +949,7 @@
     <w:r>
       <w:tab/>
       <w:tab/>
-      <w:t>2025-09-29</w:t>
+      <w:t>2025-09-30</w:t>
       <w:br/>
       <w:br/>
     </w:r>

--- a/tillsyn/A 28766-2025 tillsynsbegäran.docx
+++ b/tillsyn/A 28766-2025 tillsynsbegäran.docx
@@ -949,7 +949,7 @@
     <w:r>
       <w:tab/>
       <w:tab/>
-      <w:t>2025-09-30</w:t>
+      <w:t>2025-10-01</w:t>
       <w:br/>
       <w:br/>
     </w:r>

--- a/tillsyn/A 28766-2025 tillsynsbegäran.docx
+++ b/tillsyn/A 28766-2025 tillsynsbegäran.docx
@@ -949,7 +949,7 @@
     <w:r>
       <w:tab/>
       <w:tab/>
-      <w:t>2025-10-01</w:t>
+      <w:t>2025-10-02</w:t>
       <w:br/>
       <w:br/>
     </w:r>

--- a/tillsyn/A 28766-2025 tillsynsbegäran.docx
+++ b/tillsyn/A 28766-2025 tillsynsbegäran.docx
@@ -949,7 +949,7 @@
     <w:r>
       <w:tab/>
       <w:tab/>
-      <w:t>2025-10-02</w:t>
+      <w:t>2025-10-03</w:t>
       <w:br/>
       <w:br/>
     </w:r>

--- a/tillsyn/A 28766-2025 tillsynsbegäran.docx
+++ b/tillsyn/A 28766-2025 tillsynsbegäran.docx
@@ -949,7 +949,7 @@
     <w:r>
       <w:tab/>
       <w:tab/>
-      <w:t>2025-10-03</w:t>
+      <w:t>2025-10-04</w:t>
       <w:br/>
       <w:br/>
     </w:r>

--- a/tillsyn/A 28766-2025 tillsynsbegäran.docx
+++ b/tillsyn/A 28766-2025 tillsynsbegäran.docx
@@ -949,7 +949,7 @@
     <w:r>
       <w:tab/>
       <w:tab/>
-      <w:t>2025-10-16</w:t>
+      <w:t>2025-10-17</w:t>
       <w:br/>
       <w:br/>
     </w:r>

--- a/tillsyn/A 28766-2025 tillsynsbegäran.docx
+++ b/tillsyn/A 28766-2025 tillsynsbegäran.docx
@@ -949,7 +949,7 @@
     <w:r>
       <w:tab/>
       <w:tab/>
-      <w:t>2025-10-17</w:t>
+      <w:t>2025-10-18</w:t>
       <w:br/>
       <w:br/>
     </w:r>

--- a/tillsyn/A 28766-2025 tillsynsbegäran.docx
+++ b/tillsyn/A 28766-2025 tillsynsbegäran.docx
@@ -949,7 +949,7 @@
     <w:r>
       <w:tab/>
       <w:tab/>
-      <w:t>2025-10-18</w:t>
+      <w:t>2025-10-19</w:t>
       <w:br/>
       <w:br/>
     </w:r>

--- a/tillsyn/A 28766-2025 tillsynsbegäran.docx
+++ b/tillsyn/A 28766-2025 tillsynsbegäran.docx
@@ -949,7 +949,7 @@
     <w:r>
       <w:tab/>
       <w:tab/>
-      <w:t>2025-10-19</w:t>
+      <w:t>2025-10-20</w:t>
       <w:br/>
       <w:br/>
     </w:r>

--- a/tillsyn/A 28766-2025 tillsynsbegäran.docx
+++ b/tillsyn/A 28766-2025 tillsynsbegäran.docx
@@ -949,7 +949,7 @@
     <w:r>
       <w:tab/>
       <w:tab/>
-      <w:t>2025-10-20</w:t>
+      <w:t>2025-10-21</w:t>
       <w:br/>
       <w:br/>
     </w:r>

--- a/tillsyn/A 28766-2025 tillsynsbegäran.docx
+++ b/tillsyn/A 28766-2025 tillsynsbegäran.docx
@@ -194,7 +194,7 @@
         <w:t>Pucciniastrum goodyerae</w:t>
       </w:r>
       <w:r>
-        <w:t xml:space="preserve"> är klassad som NE (ej bedömd) i rödlistan(SLU Artdatabanken, 2024).</w:t>
+        <w:t xml:space="preserve"> är klassad som NE (ej bedömd) i rödlistan (SLU Artdatabanken, 2024).</w:t>
       </w:r>
     </w:p>
     <w:p>
@@ -949,7 +949,7 @@
     <w:r>
       <w:tab/>
       <w:tab/>
-      <w:t>2025-10-21</w:t>
+      <w:t>2025-10-22</w:t>
       <w:br/>
       <w:br/>
     </w:r>

--- a/tillsyn/A 28766-2025 tillsynsbegäran.docx
+++ b/tillsyn/A 28766-2025 tillsynsbegäran.docx
@@ -949,7 +949,7 @@
     <w:r>
       <w:tab/>
       <w:tab/>
-      <w:t>2025-10-22</w:t>
+      <w:t>2025-10-23</w:t>
       <w:br/>
       <w:br/>
     </w:r>

--- a/tillsyn/A 28766-2025 tillsynsbegäran.docx
+++ b/tillsyn/A 28766-2025 tillsynsbegäran.docx
@@ -949,7 +949,7 @@
     <w:r>
       <w:tab/>
       <w:tab/>
-      <w:t>2025-10-23</w:t>
+      <w:t>2025-10-24</w:t>
       <w:br/>
       <w:br/>
     </w:r>

--- a/tillsyn/A 28766-2025 tillsynsbegäran.docx
+++ b/tillsyn/A 28766-2025 tillsynsbegäran.docx
@@ -949,7 +949,7 @@
     <w:r>
       <w:tab/>
       <w:tab/>
-      <w:t>2025-10-24</w:t>
+      <w:t>2025-10-25</w:t>
       <w:br/>
       <w:br/>
     </w:r>

--- a/tillsyn/A 28766-2025 tillsynsbegäran.docx
+++ b/tillsyn/A 28766-2025 tillsynsbegäran.docx
@@ -949,7 +949,7 @@
     <w:r>
       <w:tab/>
       <w:tab/>
-      <w:t>2025-10-25</w:t>
+      <w:t>2025-10-26</w:t>
       <w:br/>
       <w:br/>
     </w:r>

--- a/tillsyn/A 28766-2025 tillsynsbegäran.docx
+++ b/tillsyn/A 28766-2025 tillsynsbegäran.docx
@@ -949,7 +949,7 @@
     <w:r>
       <w:tab/>
       <w:tab/>
-      <w:t>2025-10-26</w:t>
+      <w:t>2025-10-27</w:t>
       <w:br/>
       <w:br/>
     </w:r>

--- a/tillsyn/A 28766-2025 tillsynsbegäran.docx
+++ b/tillsyn/A 28766-2025 tillsynsbegäran.docx
@@ -949,7 +949,7 @@
     <w:r>
       <w:tab/>
       <w:tab/>
-      <w:t>2025-10-27</w:t>
+      <w:t>2025-10-28</w:t>
       <w:br/>
       <w:br/>
     </w:r>

--- a/tillsyn/A 28766-2025 tillsynsbegäran.docx
+++ b/tillsyn/A 28766-2025 tillsynsbegäran.docx
@@ -949,7 +949,7 @@
     <w:r>
       <w:tab/>
       <w:tab/>
-      <w:t>2025-10-28</w:t>
+      <w:t>2025-10-29</w:t>
       <w:br/>
       <w:br/>
     </w:r>

--- a/tillsyn/A 28766-2025 tillsynsbegäran.docx
+++ b/tillsyn/A 28766-2025 tillsynsbegäran.docx
@@ -949,7 +949,7 @@
     <w:r>
       <w:tab/>
       <w:tab/>
-      <w:t>2025-10-29</w:t>
+      <w:t>2025-10-30</w:t>
       <w:br/>
       <w:br/>
     </w:r>

--- a/tillsyn/A 28766-2025 tillsynsbegäran.docx
+++ b/tillsyn/A 28766-2025 tillsynsbegäran.docx
@@ -949,7 +949,7 @@
     <w:r>
       <w:tab/>
       <w:tab/>
-      <w:t>2025-10-30</w:t>
+      <w:t>2025-10-31</w:t>
       <w:br/>
       <w:br/>
     </w:r>

--- a/tillsyn/A 28766-2025 tillsynsbegäran.docx
+++ b/tillsyn/A 28766-2025 tillsynsbegäran.docx
@@ -949,7 +949,7 @@
     <w:r>
       <w:tab/>
       <w:tab/>
-      <w:t>2025-10-31</w:t>
+      <w:t>2025-11-01</w:t>
       <w:br/>
       <w:br/>
     </w:r>

--- a/tillsyn/A 28766-2025 tillsynsbegäran.docx
+++ b/tillsyn/A 28766-2025 tillsynsbegäran.docx
@@ -949,7 +949,7 @@
     <w:r>
       <w:tab/>
       <w:tab/>
-      <w:t>2025-11-01</w:t>
+      <w:t>2025-11-02</w:t>
       <w:br/>
       <w:br/>
     </w:r>

--- a/tillsyn/A 28766-2025 tillsynsbegäran.docx
+++ b/tillsyn/A 28766-2025 tillsynsbegäran.docx
@@ -949,7 +949,7 @@
     <w:r>
       <w:tab/>
       <w:tab/>
-      <w:t>2025-11-02</w:t>
+      <w:t>2025-11-03</w:t>
       <w:br/>
       <w:br/>
     </w:r>

--- a/tillsyn/A 28766-2025 tillsynsbegäran.docx
+++ b/tillsyn/A 28766-2025 tillsynsbegäran.docx
@@ -949,7 +949,7 @@
     <w:r>
       <w:tab/>
       <w:tab/>
-      <w:t>2025-11-03</w:t>
+      <w:t>2025-11-04</w:t>
       <w:br/>
       <w:br/>
     </w:r>

--- a/tillsyn/A 28766-2025 tillsynsbegäran.docx
+++ b/tillsyn/A 28766-2025 tillsynsbegäran.docx
@@ -949,7 +949,7 @@
     <w:r>
       <w:tab/>
       <w:tab/>
-      <w:t>2025-11-04</w:t>
+      <w:t>2025-11-05</w:t>
       <w:br/>
       <w:br/>
     </w:r>

--- a/tillsyn/A 28766-2025 tillsynsbegäran.docx
+++ b/tillsyn/A 28766-2025 tillsynsbegäran.docx
@@ -949,7 +949,7 @@
     <w:r>
       <w:tab/>
       <w:tab/>
-      <w:t>2025-11-05</w:t>
+      <w:t>2025-11-06</w:t>
       <w:br/>
       <w:br/>
     </w:r>

--- a/tillsyn/A 28766-2025 tillsynsbegäran.docx
+++ b/tillsyn/A 28766-2025 tillsynsbegäran.docx
@@ -949,7 +949,7 @@
     <w:r>
       <w:tab/>
       <w:tab/>
-      <w:t>2025-11-06</w:t>
+      <w:t>2025-11-07</w:t>
       <w:br/>
       <w:br/>
     </w:r>

--- a/tillsyn/A 28766-2025 tillsynsbegäran.docx
+++ b/tillsyn/A 28766-2025 tillsynsbegäran.docx
@@ -949,7 +949,7 @@
     <w:r>
       <w:tab/>
       <w:tab/>
-      <w:t>2025-11-07</w:t>
+      <w:t>2025-11-08</w:t>
       <w:br/>
       <w:br/>
     </w:r>

--- a/tillsyn/A 28766-2025 tillsynsbegäran.docx
+++ b/tillsyn/A 28766-2025 tillsynsbegäran.docx
@@ -949,7 +949,7 @@
     <w:r>
       <w:tab/>
       <w:tab/>
-      <w:t>2025-11-08</w:t>
+      <w:t>2025-11-09</w:t>
       <w:br/>
       <w:br/>
     </w:r>

--- a/tillsyn/A 28766-2025 tillsynsbegäran.docx
+++ b/tillsyn/A 28766-2025 tillsynsbegäran.docx
@@ -949,7 +949,7 @@
     <w:r>
       <w:tab/>
       <w:tab/>
-      <w:t>2025-11-09</w:t>
+      <w:t>2025-11-10</w:t>
       <w:br/>
       <w:br/>
     </w:r>

--- a/tillsyn/A 28766-2025 tillsynsbegäran.docx
+++ b/tillsyn/A 28766-2025 tillsynsbegäran.docx
@@ -949,7 +949,7 @@
     <w:r>
       <w:tab/>
       <w:tab/>
-      <w:t>2025-11-10</w:t>
+      <w:t>2025-11-11</w:t>
       <w:br/>
       <w:br/>
     </w:r>

--- a/tillsyn/A 28766-2025 tillsynsbegäran.docx
+++ b/tillsyn/A 28766-2025 tillsynsbegäran.docx
@@ -949,7 +949,7 @@
     <w:r>
       <w:tab/>
       <w:tab/>
-      <w:t>2025-11-11</w:t>
+      <w:t>2025-11-12</w:t>
       <w:br/>
       <w:br/>
     </w:r>

--- a/tillsyn/A 28766-2025 tillsynsbegäran.docx
+++ b/tillsyn/A 28766-2025 tillsynsbegäran.docx
@@ -949,7 +949,7 @@
     <w:r>
       <w:tab/>
       <w:tab/>
-      <w:t>2025-11-12</w:t>
+      <w:t>2025-11-13</w:t>
       <w:br/>
       <w:br/>
     </w:r>

--- a/tillsyn/A 28766-2025 tillsynsbegäran.docx
+++ b/tillsyn/A 28766-2025 tillsynsbegäran.docx
@@ -949,7 +949,7 @@
     <w:r>
       <w:tab/>
       <w:tab/>
-      <w:t>2025-11-13</w:t>
+      <w:t>2025-11-14</w:t>
       <w:br/>
       <w:br/>
     </w:r>

--- a/tillsyn/A 28766-2025 tillsynsbegäran.docx
+++ b/tillsyn/A 28766-2025 tillsynsbegäran.docx
@@ -949,7 +949,7 @@
     <w:r>
       <w:tab/>
       <w:tab/>
-      <w:t>2025-11-14</w:t>
+      <w:t>2025-11-15</w:t>
       <w:br/>
       <w:br/>
     </w:r>

--- a/tillsyn/A 28766-2025 tillsynsbegäran.docx
+++ b/tillsyn/A 28766-2025 tillsynsbegäran.docx
@@ -949,7 +949,7 @@
     <w:r>
       <w:tab/>
       <w:tab/>
-      <w:t>2025-11-15</w:t>
+      <w:t>2025-11-20</w:t>
       <w:br/>
       <w:br/>
     </w:r>

--- a/tillsyn/A 28766-2025 tillsynsbegäran.docx
+++ b/tillsyn/A 28766-2025 tillsynsbegäran.docx
@@ -949,7 +949,7 @@
     <w:r>
       <w:tab/>
       <w:tab/>
-      <w:t>2025-11-20</w:t>
+      <w:t>2025-11-21</w:t>
       <w:br/>
       <w:br/>
     </w:r>

--- a/tillsyn/A 28766-2025 tillsynsbegäran.docx
+++ b/tillsyn/A 28766-2025 tillsynsbegäran.docx
@@ -949,7 +949,7 @@
     <w:r>
       <w:tab/>
       <w:tab/>
-      <w:t>2025-11-21</w:t>
+      <w:t>2025-11-22</w:t>
       <w:br/>
       <w:br/>
     </w:r>

--- a/tillsyn/A 28766-2025 tillsynsbegäran.docx
+++ b/tillsyn/A 28766-2025 tillsynsbegäran.docx
@@ -949,7 +949,7 @@
     <w:r>
       <w:tab/>
       <w:tab/>
-      <w:t>2025-11-22</w:t>
+      <w:t>2025-11-23</w:t>
       <w:br/>
       <w:br/>
     </w:r>

--- a/tillsyn/A 28766-2025 tillsynsbegäran.docx
+++ b/tillsyn/A 28766-2025 tillsynsbegäran.docx
@@ -949,7 +949,7 @@
     <w:r>
       <w:tab/>
       <w:tab/>
-      <w:t>2025-11-23</w:t>
+      <w:t>2025-11-24</w:t>
       <w:br/>
       <w:br/>
     </w:r>

--- a/tillsyn/A 28766-2025 tillsynsbegäran.docx
+++ b/tillsyn/A 28766-2025 tillsynsbegäran.docx
@@ -949,7 +949,7 @@
     <w:r>
       <w:tab/>
       <w:tab/>
-      <w:t>2025-11-24</w:t>
+      <w:t>2025-11-25</w:t>
       <w:br/>
       <w:br/>
     </w:r>

--- a/tillsyn/A 28766-2025 tillsynsbegäran.docx
+++ b/tillsyn/A 28766-2025 tillsynsbegäran.docx
@@ -949,7 +949,7 @@
     <w:r>
       <w:tab/>
       <w:tab/>
-      <w:t>2025-11-25</w:t>
+      <w:t>2025-11-26</w:t>
       <w:br/>
       <w:br/>
     </w:r>

--- a/tillsyn/A 28766-2025 tillsynsbegäran.docx
+++ b/tillsyn/A 28766-2025 tillsynsbegäran.docx
@@ -949,7 +949,7 @@
     <w:r>
       <w:tab/>
       <w:tab/>
-      <w:t>2025-11-26</w:t>
+      <w:t>2025-11-27</w:t>
       <w:br/>
       <w:br/>
     </w:r>

--- a/tillsyn/A 28766-2025 tillsynsbegäran.docx
+++ b/tillsyn/A 28766-2025 tillsynsbegäran.docx
@@ -949,7 +949,7 @@
     <w:r>
       <w:tab/>
       <w:tab/>
-      <w:t>2025-11-27</w:t>
+      <w:t>2025-11-28</w:t>
       <w:br/>
       <w:br/>
     </w:r>

--- a/tillsyn/A 28766-2025 tillsynsbegäran.docx
+++ b/tillsyn/A 28766-2025 tillsynsbegäran.docx
@@ -949,7 +949,7 @@
     <w:r>
       <w:tab/>
       <w:tab/>
-      <w:t>2025-11-28</w:t>
+      <w:t>2025-11-29</w:t>
       <w:br/>
       <w:br/>
     </w:r>

--- a/tillsyn/A 28766-2025 tillsynsbegäran.docx
+++ b/tillsyn/A 28766-2025 tillsynsbegäran.docx
@@ -949,7 +949,7 @@
     <w:r>
       <w:tab/>
       <w:tab/>
-      <w:t>2025-11-29</w:t>
+      <w:t>2025-11-30</w:t>
       <w:br/>
       <w:br/>
     </w:r>

--- a/tillsyn/A 28766-2025 tillsynsbegäran.docx
+++ b/tillsyn/A 28766-2025 tillsynsbegäran.docx
@@ -949,7 +949,7 @@
     <w:r>
       <w:tab/>
       <w:tab/>
-      <w:t>2025-11-30</w:t>
+      <w:t>2025-12-01</w:t>
       <w:br/>
       <w:br/>
     </w:r>

--- a/tillsyn/A 28766-2025 tillsynsbegäran.docx
+++ b/tillsyn/A 28766-2025 tillsynsbegäran.docx
@@ -949,7 +949,7 @@
     <w:r>
       <w:tab/>
       <w:tab/>
-      <w:t>2025-12-01</w:t>
+      <w:t>2025-12-02</w:t>
       <w:br/>
       <w:br/>
     </w:r>

--- a/tillsyn/A 28766-2025 tillsynsbegäran.docx
+++ b/tillsyn/A 28766-2025 tillsynsbegäran.docx
@@ -949,7 +949,7 @@
     <w:r>
       <w:tab/>
       <w:tab/>
-      <w:t>2025-12-02</w:t>
+      <w:t>2025-12-03</w:t>
       <w:br/>
       <w:br/>
     </w:r>

--- a/tillsyn/A 28766-2025 tillsynsbegäran.docx
+++ b/tillsyn/A 28766-2025 tillsynsbegäran.docx
@@ -949,7 +949,7 @@
     <w:r>
       <w:tab/>
       <w:tab/>
-      <w:t>2025-12-03</w:t>
+      <w:t>2025-12-04</w:t>
       <w:br/>
       <w:br/>
     </w:r>

--- a/tillsyn/A 28766-2025 tillsynsbegäran.docx
+++ b/tillsyn/A 28766-2025 tillsynsbegäran.docx
@@ -949,7 +949,7 @@
     <w:r>
       <w:tab/>
       <w:tab/>
-      <w:t>2025-12-04</w:t>
+      <w:t>2025-12-05</w:t>
       <w:br/>
       <w:br/>
     </w:r>

--- a/tillsyn/A 28766-2025 tillsynsbegäran.docx
+++ b/tillsyn/A 28766-2025 tillsynsbegäran.docx
@@ -949,7 +949,7 @@
     <w:r>
       <w:tab/>
       <w:tab/>
-      <w:t>2025-12-05</w:t>
+      <w:t>2025-12-06</w:t>
       <w:br/>
       <w:br/>
     </w:r>

--- a/tillsyn/A 28766-2025 tillsynsbegäran.docx
+++ b/tillsyn/A 28766-2025 tillsynsbegäran.docx
@@ -949,7 +949,7 @@
     <w:r>
       <w:tab/>
       <w:tab/>
-      <w:t>2025-12-19</w:t>
+      <w:t>2025-12-20</w:t>
       <w:br/>
       <w:br/>
     </w:r>

--- a/tillsyn/A 28766-2025 tillsynsbegäran.docx
+++ b/tillsyn/A 28766-2025 tillsynsbegäran.docx
@@ -949,7 +949,7 @@
     <w:r>
       <w:tab/>
       <w:tab/>
-      <w:t>2025-12-20</w:t>
+      <w:t>2025-12-21</w:t>
       <w:br/>
       <w:br/>
     </w:r>

--- a/tillsyn/A 28766-2025 tillsynsbegäran.docx
+++ b/tillsyn/A 28766-2025 tillsynsbegäran.docx
@@ -949,7 +949,7 @@
     <w:r>
       <w:tab/>
       <w:tab/>
-      <w:t>2025-12-21</w:t>
+      <w:t>2025-12-22</w:t>
       <w:br/>
       <w:br/>
     </w:r>

--- a/tillsyn/A 28766-2025 tillsynsbegäran.docx
+++ b/tillsyn/A 28766-2025 tillsynsbegäran.docx
@@ -949,7 +949,7 @@
     <w:r>
       <w:tab/>
       <w:tab/>
-      <w:t>2025-12-22</w:t>
+      <w:t>2025-12-26</w:t>
       <w:br/>
       <w:br/>
     </w:r>

--- a/tillsyn/A 28766-2025 tillsynsbegäran.docx
+++ b/tillsyn/A 28766-2025 tillsynsbegäran.docx
@@ -949,7 +949,7 @@
     <w:r>
       <w:tab/>
       <w:tab/>
-      <w:t>2026-01-03</w:t>
+      <w:t>2026-01-04</w:t>
       <w:br/>
       <w:br/>
     </w:r>

--- a/tillsyn/A 28766-2025 tillsynsbegäran.docx
+++ b/tillsyn/A 28766-2025 tillsynsbegäran.docx
@@ -1153,7 +1153,7 @@
     <w:r>
       <w:tab/>
       <w:tab/>
-      <w:t>2026-02-13</w:t>
+      <w:t>2026-02-17</w:t>
       <w:br/>
       <w:br/>
     </w:r>

--- a/tillsyn/A 28766-2025 tillsynsbegäran.docx
+++ b/tillsyn/A 28766-2025 tillsynsbegäran.docx
@@ -1153,7 +1153,7 @@
     <w:r>
       <w:tab/>
       <w:tab/>
-      <w:t>2026-02-17</w:t>
+      <w:t>2026-02-19</w:t>
       <w:br/>
       <w:br/>
     </w:r>

--- a/tillsyn/A 28766-2025 tillsynsbegäran.docx
+++ b/tillsyn/A 28766-2025 tillsynsbegäran.docx
@@ -1153,7 +1153,7 @@
     <w:r>
       <w:tab/>
       <w:tab/>
-      <w:t>2026-02-19</w:t>
+      <w:t>2026-02-20</w:t>
       <w:br/>
       <w:br/>
     </w:r>

--- a/tillsyn/A 28766-2025 tillsynsbegäran.docx
+++ b/tillsyn/A 28766-2025 tillsynsbegäran.docx
@@ -1153,7 +1153,7 @@
     <w:r>
       <w:tab/>
       <w:tab/>
-      <w:t>2026-02-20</w:t>
+      <w:t>2026-02-21</w:t>
       <w:br/>
       <w:br/>
     </w:r>

--- a/tillsyn/A 28766-2025 tillsynsbegäran.docx
+++ b/tillsyn/A 28766-2025 tillsynsbegäran.docx
@@ -1153,7 +1153,7 @@
     <w:r>
       <w:tab/>
       <w:tab/>
-      <w:t>2026-02-21</w:t>
+      <w:t>2026-02-22</w:t>
       <w:br/>
       <w:br/>
     </w:r>

--- a/tillsyn/A 28766-2025 tillsynsbegäran.docx
+++ b/tillsyn/A 28766-2025 tillsynsbegäran.docx
@@ -1153,7 +1153,7 @@
     <w:r>
       <w:tab/>
       <w:tab/>
-      <w:t>2026-02-22</w:t>
+      <w:t>2026-02-23</w:t>
       <w:br/>
       <w:br/>
     </w:r>

--- a/tillsyn/A 28766-2025 tillsynsbegäran.docx
+++ b/tillsyn/A 28766-2025 tillsynsbegäran.docx
@@ -1153,7 +1153,7 @@
     <w:r>
       <w:tab/>
       <w:tab/>
-      <w:t>2026-02-23</w:t>
+      <w:t>2026-02-24</w:t>
       <w:br/>
       <w:br/>
     </w:r>

--- a/tillsyn/A 28766-2025 tillsynsbegäran.docx
+++ b/tillsyn/A 28766-2025 tillsynsbegäran.docx
@@ -1153,7 +1153,7 @@
     <w:r>
       <w:tab/>
       <w:tab/>
-      <w:t>2026-02-24</w:t>
+      <w:t>2026-02-25</w:t>
       <w:br/>
       <w:br/>
     </w:r>

--- a/tillsyn/A 28766-2025 tillsynsbegäran.docx
+++ b/tillsyn/A 28766-2025 tillsynsbegäran.docx
@@ -1153,7 +1153,7 @@
     <w:r>
       <w:tab/>
       <w:tab/>
-      <w:t>2026-02-25</w:t>
+      <w:t>2026-02-26</w:t>
       <w:br/>
       <w:br/>
     </w:r>

--- a/tillsyn/A 28766-2025 tillsynsbegäran.docx
+++ b/tillsyn/A 28766-2025 tillsynsbegäran.docx
@@ -1153,7 +1153,7 @@
     <w:r>
       <w:tab/>
       <w:tab/>
-      <w:t>2026-02-26</w:t>
+      <w:t>2026-02-28</w:t>
       <w:br/>
       <w:br/>
     </w:r>

--- a/tillsyn/A 28766-2025 tillsynsbegäran.docx
+++ b/tillsyn/A 28766-2025 tillsynsbegäran.docx
@@ -1153,7 +1153,7 @@
     <w:r>
       <w:tab/>
       <w:tab/>
-      <w:t>2026-02-28</w:t>
+      <w:t>2026-03-01</w:t>
       <w:br/>
       <w:br/>
     </w:r>

--- a/tillsyn/A 28766-2025 tillsynsbegäran.docx
+++ b/tillsyn/A 28766-2025 tillsynsbegäran.docx
@@ -1153,7 +1153,7 @@
     <w:r>
       <w:tab/>
       <w:tab/>
-      <w:t>2026-03-01</w:t>
+      <w:t>2026-03-02</w:t>
       <w:br/>
       <w:br/>
     </w:r>

--- a/tillsyn/A 28766-2025 tillsynsbegäran.docx
+++ b/tillsyn/A 28766-2025 tillsynsbegäran.docx
@@ -144,7 +144,7 @@
         <w:rPr>
           <w:i/>
         </w:rPr>
-        <w:t xml:space="preserve"> 9070 Trädklädd betesmark </w:t>
+        <w:t xml:space="preserve"> 9070 Trädklädd betesmark</w:t>
       </w:r>
       <w:r>
         <w:t xml:space="preserve"> (SLU Artdatabanken, 2024).</w:t>
@@ -1153,7 +1153,7 @@
     <w:r>
       <w:tab/>
       <w:tab/>
-      <w:t>2026-03-02</w:t>
+      <w:t>2026-03-03</w:t>
       <w:br/>
       <w:br/>
     </w:r>

--- a/tillsyn/A 28766-2025 tillsynsbegäran.docx
+++ b/tillsyn/A 28766-2025 tillsynsbegäran.docx
@@ -1153,7 +1153,7 @@
     <w:r>
       <w:tab/>
       <w:tab/>
-      <w:t>2026-03-03</w:t>
+      <w:t>2026-03-04</w:t>
       <w:br/>
       <w:br/>
     </w:r>

--- a/tillsyn/A 28766-2025 tillsynsbegäran.docx
+++ b/tillsyn/A 28766-2025 tillsynsbegäran.docx
@@ -1153,7 +1153,7 @@
     <w:r>
       <w:tab/>
       <w:tab/>
-      <w:t>2026-03-04</w:t>
+      <w:t>2026-03-05</w:t>
       <w:br/>
       <w:br/>
     </w:r>

--- a/tillsyn/A 28766-2025 tillsynsbegäran.docx
+++ b/tillsyn/A 28766-2025 tillsynsbegäran.docx
@@ -1153,7 +1153,7 @@
     <w:r>
       <w:tab/>
       <w:tab/>
-      <w:t>2026-03-05</w:t>
+      <w:t>2026-03-06</w:t>
       <w:br/>
       <w:br/>
     </w:r>

--- a/tillsyn/A 28766-2025 tillsynsbegäran.docx
+++ b/tillsyn/A 28766-2025 tillsynsbegäran.docx
@@ -1153,7 +1153,7 @@
     <w:r>
       <w:tab/>
       <w:tab/>
-      <w:t>2026-03-06</w:t>
+      <w:t>2026-03-07</w:t>
       <w:br/>
       <w:br/>
     </w:r>

--- a/tillsyn/A 28766-2025 tillsynsbegäran.docx
+++ b/tillsyn/A 28766-2025 tillsynsbegäran.docx
@@ -1153,7 +1153,7 @@
     <w:r>
       <w:tab/>
       <w:tab/>
-      <w:t>2026-03-07</w:t>
+      <w:t>2026-03-08</w:t>
       <w:br/>
       <w:br/>
     </w:r>

--- a/tillsyn/A 28766-2025 tillsynsbegäran.docx
+++ b/tillsyn/A 28766-2025 tillsynsbegäran.docx
@@ -1153,7 +1153,7 @@
     <w:r>
       <w:tab/>
       <w:tab/>
-      <w:t>2026-03-08</w:t>
+      <w:t>2026-03-09</w:t>
       <w:br/>
       <w:br/>
     </w:r>

--- a/tillsyn/A 28766-2025 tillsynsbegäran.docx
+++ b/tillsyn/A 28766-2025 tillsynsbegäran.docx
@@ -1153,7 +1153,7 @@
     <w:r>
       <w:tab/>
       <w:tab/>
-      <w:t>2026-03-09</w:t>
+      <w:t>2026-03-10</w:t>
       <w:br/>
       <w:br/>
     </w:r>

--- a/tillsyn/A 28766-2025 tillsynsbegäran.docx
+++ b/tillsyn/A 28766-2025 tillsynsbegäran.docx
@@ -356,7 +356,7 @@
         <w:t>Spillkråka (NT, §4)</w:t>
       </w:r>
       <w:r>
-        <w:t xml:space="preserve"> är rödlistad som nära hotad och ingår i bilaga 1 i EU:s fågeldirektiv. Den minskar i population på grund av minskad tillgång på lämpliga bo- och födoträd och minskad födotillgång. Spillkråkans minskningstakt har uppgått till 19 (24–10) % under de senaste 15 åren. Minskningstakten för den svenska populationen bedöms vara nära gränsvärdet för Sårbar (VU) (A2bc). Skogsbruk med korta omloppstider och täta, homogena ungskogar utgör det största hotet. Spillkråka är typisk art för </w:t>
+        <w:t xml:space="preserve"> är rödlistad som nära hotad och ingår i bilaga 1 i EU:s fågeldirektiv. Den minskar i population på grund av minskad tillgång på lämpliga bo- och födoträd och minskad födotillgång. Spillkråkans minskningstakt har uppgått till 19 (24–10) % under de senaste 15 åren och bedöms vara nära gränsvärdet för Sårbar (VU) (A2bc). Spillkråka är en nyckelart i skogliga miljöer vars övergivna bohål utnyttjas av flera andra hålhäckande fågelarter och fladdermöss. Den behöver grova träd, främst tall, asp och bok som boträd. Skogsbruk med korta omloppstider och täta, homogena ungskogar utgör det största hotet. Spillkråka är typisk art för </w:t>
       </w:r>
       <w:r>
         <w:rPr>
@@ -374,7 +374,7 @@
         <w:t xml:space="preserve"> 9740 Skogsbevuxen myr </w:t>
       </w:r>
       <w:r>
-        <w:t>(SLU Artdatabanken, 2023).</w:t>
+        <w:t>(SLU Artdatabanken, 2025; Skogsstyrelsen 2016).</w:t>
       </w:r>
     </w:p>
     <w:p>
@@ -385,7 +385,7 @@
         <w:t>Talltita (NT, §4)</w:t>
       </w:r>
       <w:r>
-        <w:t>, rödlistad som nära hotad och prioriterad art i Skogsvårdslagen har häckningsrevir i anmälan. Arten har minskat kraftigt de senaste 30 åren och minskningstakten innevarande 10-årsperiod beräknas till 20 (10–30) %. Talltitan är synnerligen trogen sitt cirka 15 hektar stora revir och är beroende av flerskiktade olikåldriga skogar för att kunna föda upp sina ungar. Talltitan försvinner om dess livsmiljö kalavverkas (Eggers &amp; Low (2014); Ekman (1979); Griesser et al (2007); Klein (2020); Siffczyk et al (2003); SLU Artdatabanken (2021).</w:t>
+        <w:t>, rödlistad som nära hotad och prioriterad art i Skogsvårdslagen, har häckningsrevir i anmälan. Arten har minskat kraftigt de senaste 30 åren och minskningstakten innevarande 10-årsperiod beräknas till 20 (10–30) %. Talltitan är synnerligen trogen sitt cirka 15 hektar stora revir och är beroende av flerskiktade olikåldriga skogar för att kunna föda upp sina ungar. Talltitan försvinner om dess livsmiljö kalavverkas (Eggers &amp; Low, 2014; Ekman, 1979; Griesser et al, 2007; Klein, 2020; Siffczyk et al, 2003; SLU Artdatabanken, 2021).</w:t>
       </w:r>
     </w:p>
     <w:p>
@@ -674,7 +674,7 @@
         <w:t xml:space="preserve"> 9740 Skogsbevuxen myr</w:t>
       </w:r>
       <w:r>
-        <w:t xml:space="preserve"> och ingår i bilaga 1 i EU:s fågeldirektiv. Spillkråka lever i både barr- och blandskog liksom i ren lövskog. De tätaste populationerna tenderar att finnas i äldre, variationsrik blandskog med gott om död ved och gamla träd.</w:t>
+        <w:t xml:space="preserve"> och ingår i bilaga 1 i EU:s fågeldirektiv. Spillkråka lever i både barr- och blandskog liksom i ren lövskog. De tätaste populationerna tenderar att finnas i äldre, variationsrik blandskog med gott om död ved och gamla träd. Spillkråka är en nyckelart i skogliga miljöer vars övergivna bohål utnyttjas av flera andra hålhäckande fågelarter och fladdermöss (SLU Artdatabanken, 2023; Skogsstyrelsen 2016).</w:t>
       </w:r>
     </w:p>
     <w:p>
@@ -692,7 +692,21 @@
     </w:p>
     <w:p>
       <w:r>
-        <w:t xml:space="preserve">SLU Artdatabanken, 2021. </w:t>
+        <w:t xml:space="preserve">Skogsstyrelsen, 2016. </w:t>
+      </w:r>
+      <w:r>
+        <w:rPr>
+          <w:i/>
+        </w:rPr>
+        <w:t xml:space="preserve">Vägledning för hänsyn till spillkråka. </w:t>
+      </w:r>
+      <w:r>
+        <w:t>Vägledningar och kunskapsstöd artskydd – Skogsstyrelsen.</w:t>
+      </w:r>
+    </w:p>
+    <w:p>
+      <w:r>
+        <w:t xml:space="preserve">SLU Artdatabanken, 2023. </w:t>
       </w:r>
       <w:r>
         <w:rPr>
@@ -1153,7 +1167,7 @@
     <w:r>
       <w:tab/>
       <w:tab/>
-      <w:t>2026-03-10</w:t>
+      <w:t>2026-03-11</w:t>
       <w:br/>
       <w:br/>
     </w:r>

--- a/tillsyn/A 28766-2025 tillsynsbegäran.docx
+++ b/tillsyn/A 28766-2025 tillsynsbegäran.docx
@@ -1167,7 +1167,7 @@
     <w:r>
       <w:tab/>
       <w:tab/>
-      <w:t>2026-03-11</w:t>
+      <w:t>2026-03-12</w:t>
       <w:br/>
       <w:br/>
     </w:r>

--- a/tillsyn/A 28766-2025 tillsynsbegäran.docx
+++ b/tillsyn/A 28766-2025 tillsynsbegäran.docx
@@ -1167,7 +1167,7 @@
     <w:r>
       <w:tab/>
       <w:tab/>
-      <w:t>2026-03-12</w:t>
+      <w:t>2026-03-13</w:t>
       <w:br/>
       <w:br/>
     </w:r>
